--- a/docs/install.docx
+++ b/docs/install.docx
@@ -11,13 +11,67 @@
           <w:szCs w:val="24"/>
         </w:rPr>
       </w:pPr>
-      <w:r>
-        <w:rPr>
-          <w:rFonts w:eastAsia="Times New Roman" w:cstheme="minorHAnsi"/>
-          <w:sz w:val="24"/>
-          <w:szCs w:val="24"/>
-        </w:rPr>
-        <w:t>Сначала делаем фундамент:</w:t>
+    </w:p>
+    <w:p>
+      <w:pPr>
+        <w:spacing w:before="100" w:beforeAutospacing="1" w:after="100" w:afterAutospacing="1" w:line="240" w:lineRule="auto"/>
+        <w:rPr>
+          <w:rFonts w:eastAsia="Times New Roman" w:cstheme="minorHAnsi"/>
+          <w:sz w:val="24"/>
+          <w:szCs w:val="24"/>
+        </w:rPr>
+      </w:pPr>
+      <w:r>
+        <w:rPr>
+          <w:rFonts w:eastAsia="Times New Roman" w:cstheme="minorHAnsi"/>
+          <w:sz w:val="24"/>
+          <w:szCs w:val="24"/>
+        </w:rPr>
+        <w:t xml:space="preserve">1. </w:t>
+      </w:r>
+      <w:r>
+        <w:rPr>
+          <w:rFonts w:eastAsia="Times New Roman" w:cstheme="minorHAnsi"/>
+          <w:sz w:val="24"/>
+          <w:szCs w:val="24"/>
+        </w:rPr>
+        <w:t xml:space="preserve">Сначала </w:t>
+      </w:r>
+      <w:proofErr w:type="spellStart"/>
+      <w:r>
+        <w:rPr>
+          <w:rFonts w:eastAsia="Times New Roman" w:cstheme="minorHAnsi"/>
+          <w:sz w:val="24"/>
+          <w:szCs w:val="24"/>
+        </w:rPr>
+        <w:t>делаем</w:t>
+      </w:r>
+      <w:proofErr w:type="spellEnd"/>
+      <w:r>
+        <w:rPr>
+          <w:rFonts w:eastAsia="Times New Roman" w:cstheme="minorHAnsi"/>
+          <w:sz w:val="24"/>
+          <w:szCs w:val="24"/>
+        </w:rPr>
+        <w:t xml:space="preserve"> </w:t>
+      </w:r>
+      <w:proofErr w:type="spellStart"/>
+      <w:r>
+        <w:rPr>
+          <w:rFonts w:eastAsia="Times New Roman" w:cstheme="minorHAnsi"/>
+          <w:sz w:val="24"/>
+          <w:szCs w:val="24"/>
+        </w:rPr>
+        <w:t>фундамент</w:t>
+      </w:r>
+      <w:proofErr w:type="spellEnd"/>
+      <w:r>
+        <w:rPr>
+          <w:rFonts w:eastAsia="Times New Roman" w:cstheme="minorHAnsi"/>
+          <w:sz w:val="24"/>
+          <w:szCs w:val="24"/>
+        </w:rPr>
+        <w:t>:</w:t>
       </w:r>
     </w:p>
     <w:p>
@@ -49,7 +103,169 @@
           <w:sz w:val="24"/>
           <w:szCs w:val="24"/>
         </w:rPr>
-        <w:t xml:space="preserve"> — SQL Server, ConverterDB, схемы cfg, staging, core, audit, таблицы, связи, индексы, ограничения, тестовые данные. </w:t>
+        <w:t xml:space="preserve"> — SQL Server, </w:t>
+      </w:r>
+      <w:proofErr w:type="spellStart"/>
+      <w:r>
+        <w:rPr>
+          <w:rFonts w:eastAsia="Times New Roman" w:cstheme="minorHAnsi"/>
+          <w:sz w:val="24"/>
+          <w:szCs w:val="24"/>
+        </w:rPr>
+        <w:t>ConverterDB</w:t>
+      </w:r>
+      <w:proofErr w:type="spellEnd"/>
+      <w:r>
+        <w:rPr>
+          <w:rFonts w:eastAsia="Times New Roman" w:cstheme="minorHAnsi"/>
+          <w:sz w:val="24"/>
+          <w:szCs w:val="24"/>
+        </w:rPr>
+        <w:t xml:space="preserve">, </w:t>
+      </w:r>
+      <w:proofErr w:type="spellStart"/>
+      <w:r>
+        <w:rPr>
+          <w:rFonts w:eastAsia="Times New Roman" w:cstheme="minorHAnsi"/>
+          <w:sz w:val="24"/>
+          <w:szCs w:val="24"/>
+        </w:rPr>
+        <w:t>схемы</w:t>
+      </w:r>
+      <w:proofErr w:type="spellEnd"/>
+      <w:r>
+        <w:rPr>
+          <w:rFonts w:eastAsia="Times New Roman" w:cstheme="minorHAnsi"/>
+          <w:sz w:val="24"/>
+          <w:szCs w:val="24"/>
+        </w:rPr>
+        <w:t xml:space="preserve"> </w:t>
+      </w:r>
+      <w:proofErr w:type="spellStart"/>
+      <w:r>
+        <w:rPr>
+          <w:rFonts w:eastAsia="Times New Roman" w:cstheme="minorHAnsi"/>
+          <w:sz w:val="24"/>
+          <w:szCs w:val="24"/>
+        </w:rPr>
+        <w:t>cfg</w:t>
+      </w:r>
+      <w:proofErr w:type="spellEnd"/>
+      <w:r>
+        <w:rPr>
+          <w:rFonts w:eastAsia="Times New Roman" w:cstheme="minorHAnsi"/>
+          <w:sz w:val="24"/>
+          <w:szCs w:val="24"/>
+        </w:rPr>
+        <w:t xml:space="preserve">, staging, core, audit, </w:t>
+      </w:r>
+      <w:proofErr w:type="spellStart"/>
+      <w:r>
+        <w:rPr>
+          <w:rFonts w:eastAsia="Times New Roman" w:cstheme="minorHAnsi"/>
+          <w:sz w:val="24"/>
+          <w:szCs w:val="24"/>
+        </w:rPr>
+        <w:t>таблицы</w:t>
+      </w:r>
+      <w:proofErr w:type="spellEnd"/>
+      <w:r>
+        <w:rPr>
+          <w:rFonts w:eastAsia="Times New Roman" w:cstheme="minorHAnsi"/>
+          <w:sz w:val="24"/>
+          <w:szCs w:val="24"/>
+        </w:rPr>
+        <w:t xml:space="preserve">, </w:t>
+      </w:r>
+      <w:proofErr w:type="spellStart"/>
+      <w:r>
+        <w:rPr>
+          <w:rFonts w:eastAsia="Times New Roman" w:cstheme="minorHAnsi"/>
+          <w:sz w:val="24"/>
+          <w:szCs w:val="24"/>
+        </w:rPr>
+        <w:t>связи</w:t>
+      </w:r>
+      <w:proofErr w:type="spellEnd"/>
+      <w:r>
+        <w:rPr>
+          <w:rFonts w:eastAsia="Times New Roman" w:cstheme="minorHAnsi"/>
+          <w:sz w:val="24"/>
+          <w:szCs w:val="24"/>
+        </w:rPr>
+        <w:t xml:space="preserve">, </w:t>
+      </w:r>
+      <w:proofErr w:type="spellStart"/>
+      <w:r>
+        <w:rPr>
+          <w:rFonts w:eastAsia="Times New Roman" w:cstheme="minorHAnsi"/>
+          <w:sz w:val="24"/>
+          <w:szCs w:val="24"/>
+        </w:rPr>
+        <w:t>индексы</w:t>
+      </w:r>
+      <w:proofErr w:type="spellEnd"/>
+      <w:r>
+        <w:rPr>
+          <w:rFonts w:eastAsia="Times New Roman" w:cstheme="minorHAnsi"/>
+          <w:sz w:val="24"/>
+          <w:szCs w:val="24"/>
+        </w:rPr>
+        <w:t xml:space="preserve">, </w:t>
+      </w:r>
+      <w:proofErr w:type="spellStart"/>
+      <w:r>
+        <w:rPr>
+          <w:rFonts w:eastAsia="Times New Roman" w:cstheme="minorHAnsi"/>
+          <w:sz w:val="24"/>
+          <w:szCs w:val="24"/>
+        </w:rPr>
+        <w:t>ограничения</w:t>
+      </w:r>
+      <w:proofErr w:type="spellEnd"/>
+      <w:r>
+        <w:rPr>
+          <w:rFonts w:eastAsia="Times New Roman" w:cstheme="minorHAnsi"/>
+          <w:sz w:val="24"/>
+          <w:szCs w:val="24"/>
+        </w:rPr>
+        <w:t xml:space="preserve">, </w:t>
+      </w:r>
+      <w:proofErr w:type="spellStart"/>
+      <w:r>
+        <w:rPr>
+          <w:rFonts w:eastAsia="Times New Roman" w:cstheme="minorHAnsi"/>
+          <w:sz w:val="24"/>
+          <w:szCs w:val="24"/>
+        </w:rPr>
+        <w:t>тестовые</w:t>
+      </w:r>
+      <w:proofErr w:type="spellEnd"/>
+      <w:r>
+        <w:rPr>
+          <w:rFonts w:eastAsia="Times New Roman" w:cstheme="minorHAnsi"/>
+          <w:sz w:val="24"/>
+          <w:szCs w:val="24"/>
+        </w:rPr>
+        <w:t xml:space="preserve"> </w:t>
+      </w:r>
+      <w:proofErr w:type="spellStart"/>
+      <w:r>
+        <w:rPr>
+          <w:rFonts w:eastAsia="Times New Roman" w:cstheme="minorHAnsi"/>
+          <w:sz w:val="24"/>
+          <w:szCs w:val="24"/>
+        </w:rPr>
+        <w:t>данные</w:t>
+      </w:r>
+      <w:proofErr w:type="spellEnd"/>
+      <w:r>
+        <w:rPr>
+          <w:rFonts w:eastAsia="Times New Roman" w:cstheme="minorHAnsi"/>
+          <w:sz w:val="24"/>
+          <w:szCs w:val="24"/>
+        </w:rPr>
+        <w:t xml:space="preserve">. </w:t>
       </w:r>
     </w:p>
     <w:p>
@@ -65,6 +281,7 @@
           <w:szCs w:val="24"/>
         </w:rPr>
       </w:pPr>
+      <w:proofErr w:type="spellStart"/>
       <w:r>
         <w:rPr>
           <w:rFonts w:eastAsia="Times New Roman" w:cstheme="minorHAnsi"/>
@@ -73,15 +290,156 @@
           <w:sz w:val="24"/>
           <w:szCs w:val="24"/>
         </w:rPr>
-        <w:t>Наполнение и проверка БД</w:t>
-      </w:r>
-      <w:r>
-        <w:rPr>
-          <w:rFonts w:eastAsia="Times New Roman" w:cstheme="minorHAnsi"/>
-          <w:sz w:val="24"/>
-          <w:szCs w:val="24"/>
-        </w:rPr>
-        <w:t xml:space="preserve"> — вручную загружаем synthetic-данные, проверяем запросы, mapping, audit, ошибки, duplicate logic. </w:t>
+        <w:t>Наполнение</w:t>
+      </w:r>
+      <w:proofErr w:type="spellEnd"/>
+      <w:r>
+        <w:rPr>
+          <w:rFonts w:eastAsia="Times New Roman" w:cstheme="minorHAnsi"/>
+          <w:b/>
+          <w:bCs/>
+          <w:sz w:val="24"/>
+          <w:szCs w:val="24"/>
+        </w:rPr>
+        <w:t xml:space="preserve"> и </w:t>
+      </w:r>
+      <w:proofErr w:type="spellStart"/>
+      <w:r>
+        <w:rPr>
+          <w:rFonts w:eastAsia="Times New Roman" w:cstheme="minorHAnsi"/>
+          <w:b/>
+          <w:bCs/>
+          <w:sz w:val="24"/>
+          <w:szCs w:val="24"/>
+        </w:rPr>
+        <w:t>проверка</w:t>
+      </w:r>
+      <w:proofErr w:type="spellEnd"/>
+      <w:r>
+        <w:rPr>
+          <w:rFonts w:eastAsia="Times New Roman" w:cstheme="minorHAnsi"/>
+          <w:b/>
+          <w:bCs/>
+          <w:sz w:val="24"/>
+          <w:szCs w:val="24"/>
+        </w:rPr>
+        <w:t xml:space="preserve"> БД</w:t>
+      </w:r>
+      <w:r>
+        <w:rPr>
+          <w:rFonts w:eastAsia="Times New Roman" w:cstheme="minorHAnsi"/>
+          <w:sz w:val="24"/>
+          <w:szCs w:val="24"/>
+        </w:rPr>
+        <w:t xml:space="preserve"> — </w:t>
+      </w:r>
+      <w:proofErr w:type="spellStart"/>
+      <w:r>
+        <w:rPr>
+          <w:rFonts w:eastAsia="Times New Roman" w:cstheme="minorHAnsi"/>
+          <w:sz w:val="24"/>
+          <w:szCs w:val="24"/>
+        </w:rPr>
+        <w:t>вручную</w:t>
+      </w:r>
+      <w:proofErr w:type="spellEnd"/>
+      <w:r>
+        <w:rPr>
+          <w:rFonts w:eastAsia="Times New Roman" w:cstheme="minorHAnsi"/>
+          <w:sz w:val="24"/>
+          <w:szCs w:val="24"/>
+        </w:rPr>
+        <w:t xml:space="preserve"> </w:t>
+      </w:r>
+      <w:proofErr w:type="spellStart"/>
+      <w:r>
+        <w:rPr>
+          <w:rFonts w:eastAsia="Times New Roman" w:cstheme="minorHAnsi"/>
+          <w:sz w:val="24"/>
+          <w:szCs w:val="24"/>
+        </w:rPr>
+        <w:t>загружаем</w:t>
+      </w:r>
+      <w:proofErr w:type="spellEnd"/>
+      <w:r>
+        <w:rPr>
+          <w:rFonts w:eastAsia="Times New Roman" w:cstheme="minorHAnsi"/>
+          <w:sz w:val="24"/>
+          <w:szCs w:val="24"/>
+        </w:rPr>
+        <w:t xml:space="preserve"> synthetic-</w:t>
+      </w:r>
+      <w:proofErr w:type="spellStart"/>
+      <w:r>
+        <w:rPr>
+          <w:rFonts w:eastAsia="Times New Roman" w:cstheme="minorHAnsi"/>
+          <w:sz w:val="24"/>
+          <w:szCs w:val="24"/>
+        </w:rPr>
+        <w:t>данные</w:t>
+      </w:r>
+      <w:proofErr w:type="spellEnd"/>
+      <w:r>
+        <w:rPr>
+          <w:rFonts w:eastAsia="Times New Roman" w:cstheme="minorHAnsi"/>
+          <w:sz w:val="24"/>
+          <w:szCs w:val="24"/>
+        </w:rPr>
+        <w:t xml:space="preserve">, </w:t>
+      </w:r>
+      <w:proofErr w:type="spellStart"/>
+      <w:r>
+        <w:rPr>
+          <w:rFonts w:eastAsia="Times New Roman" w:cstheme="minorHAnsi"/>
+          <w:sz w:val="24"/>
+          <w:szCs w:val="24"/>
+        </w:rPr>
+        <w:t>проверяем</w:t>
+      </w:r>
+      <w:proofErr w:type="spellEnd"/>
+      <w:r>
+        <w:rPr>
+          <w:rFonts w:eastAsia="Times New Roman" w:cstheme="minorHAnsi"/>
+          <w:sz w:val="24"/>
+          <w:szCs w:val="24"/>
+        </w:rPr>
+        <w:t xml:space="preserve"> </w:t>
+      </w:r>
+      <w:proofErr w:type="spellStart"/>
+      <w:r>
+        <w:rPr>
+          <w:rFonts w:eastAsia="Times New Roman" w:cstheme="minorHAnsi"/>
+          <w:sz w:val="24"/>
+          <w:szCs w:val="24"/>
+        </w:rPr>
+        <w:t>запросы</w:t>
+      </w:r>
+      <w:proofErr w:type="spellEnd"/>
+      <w:r>
+        <w:rPr>
+          <w:rFonts w:eastAsia="Times New Roman" w:cstheme="minorHAnsi"/>
+          <w:sz w:val="24"/>
+          <w:szCs w:val="24"/>
+        </w:rPr>
+        <w:t xml:space="preserve">, mapping, audit, </w:t>
+      </w:r>
+      <w:proofErr w:type="spellStart"/>
+      <w:r>
+        <w:rPr>
+          <w:rFonts w:eastAsia="Times New Roman" w:cstheme="minorHAnsi"/>
+          <w:sz w:val="24"/>
+          <w:szCs w:val="24"/>
+        </w:rPr>
+        <w:t>ошибки</w:t>
+      </w:r>
+      <w:proofErr w:type="spellEnd"/>
+      <w:r>
+        <w:rPr>
+          <w:rFonts w:eastAsia="Times New Roman" w:cstheme="minorHAnsi"/>
+          <w:sz w:val="24"/>
+          <w:szCs w:val="24"/>
+        </w:rPr>
+        <w:t xml:space="preserve">, duplicate logic. </w:t>
       </w:r>
     </w:p>
     <w:p>
@@ -105,7 +463,29 @@
           <w:sz w:val="24"/>
           <w:szCs w:val="24"/>
         </w:rPr>
-        <w:t>Converter backend на Python</w:t>
+        <w:t xml:space="preserve">Converter backend </w:t>
+      </w:r>
+      <w:proofErr w:type="spellStart"/>
+      <w:r>
+        <w:rPr>
+          <w:rFonts w:eastAsia="Times New Roman" w:cstheme="minorHAnsi"/>
+          <w:b/>
+          <w:bCs/>
+          <w:sz w:val="24"/>
+          <w:szCs w:val="24"/>
+        </w:rPr>
+        <w:t>на</w:t>
+      </w:r>
+      <w:proofErr w:type="spellEnd"/>
+      <w:r>
+        <w:rPr>
+          <w:rFonts w:eastAsia="Times New Roman" w:cstheme="minorHAnsi"/>
+          <w:b/>
+          <w:bCs/>
+          <w:sz w:val="24"/>
+          <w:szCs w:val="24"/>
+        </w:rPr>
+        <w:t xml:space="preserve"> Python</w:t>
       </w:r>
       <w:r>
         <w:rPr>
@@ -129,6 +509,7 @@
           <w:szCs w:val="24"/>
         </w:rPr>
       </w:pPr>
+      <w:proofErr w:type="spellStart"/>
       <w:r>
         <w:rPr>
           <w:rFonts w:eastAsia="Times New Roman" w:cstheme="minorHAnsi"/>
@@ -137,15 +518,170 @@
           <w:sz w:val="24"/>
           <w:szCs w:val="24"/>
         </w:rPr>
-        <w:t>Автоматический intake</w:t>
-      </w:r>
-      <w:r>
-        <w:rPr>
-          <w:rFonts w:eastAsia="Times New Roman" w:cstheme="minorHAnsi"/>
-          <w:sz w:val="24"/>
-          <w:szCs w:val="24"/>
-        </w:rPr>
-        <w:t xml:space="preserve"> — уже потом: получение файлов автоматически, например из папки, SFTP, API или почты. </w:t>
+        <w:t>Автоматический</w:t>
+      </w:r>
+      <w:proofErr w:type="spellEnd"/>
+      <w:r>
+        <w:rPr>
+          <w:rFonts w:eastAsia="Times New Roman" w:cstheme="minorHAnsi"/>
+          <w:b/>
+          <w:bCs/>
+          <w:sz w:val="24"/>
+          <w:szCs w:val="24"/>
+        </w:rPr>
+        <w:t xml:space="preserve"> intake</w:t>
+      </w:r>
+      <w:r>
+        <w:rPr>
+          <w:rFonts w:eastAsia="Times New Roman" w:cstheme="minorHAnsi"/>
+          <w:sz w:val="24"/>
+          <w:szCs w:val="24"/>
+        </w:rPr>
+        <w:t xml:space="preserve"> — </w:t>
+      </w:r>
+      <w:proofErr w:type="spellStart"/>
+      <w:r>
+        <w:rPr>
+          <w:rFonts w:eastAsia="Times New Roman" w:cstheme="minorHAnsi"/>
+          <w:sz w:val="24"/>
+          <w:szCs w:val="24"/>
+        </w:rPr>
+        <w:t>уже</w:t>
+      </w:r>
+      <w:proofErr w:type="spellEnd"/>
+      <w:r>
+        <w:rPr>
+          <w:rFonts w:eastAsia="Times New Roman" w:cstheme="minorHAnsi"/>
+          <w:sz w:val="24"/>
+          <w:szCs w:val="24"/>
+        </w:rPr>
+        <w:t xml:space="preserve"> </w:t>
+      </w:r>
+      <w:proofErr w:type="spellStart"/>
+      <w:r>
+        <w:rPr>
+          <w:rFonts w:eastAsia="Times New Roman" w:cstheme="minorHAnsi"/>
+          <w:sz w:val="24"/>
+          <w:szCs w:val="24"/>
+        </w:rPr>
+        <w:t>потом</w:t>
+      </w:r>
+      <w:proofErr w:type="spellEnd"/>
+      <w:r>
+        <w:rPr>
+          <w:rFonts w:eastAsia="Times New Roman" w:cstheme="minorHAnsi"/>
+          <w:sz w:val="24"/>
+          <w:szCs w:val="24"/>
+        </w:rPr>
+        <w:t xml:space="preserve">: </w:t>
+      </w:r>
+      <w:proofErr w:type="spellStart"/>
+      <w:r>
+        <w:rPr>
+          <w:rFonts w:eastAsia="Times New Roman" w:cstheme="minorHAnsi"/>
+          <w:sz w:val="24"/>
+          <w:szCs w:val="24"/>
+        </w:rPr>
+        <w:t>получение</w:t>
+      </w:r>
+      <w:proofErr w:type="spellEnd"/>
+      <w:r>
+        <w:rPr>
+          <w:rFonts w:eastAsia="Times New Roman" w:cstheme="minorHAnsi"/>
+          <w:sz w:val="24"/>
+          <w:szCs w:val="24"/>
+        </w:rPr>
+        <w:t xml:space="preserve"> </w:t>
+      </w:r>
+      <w:proofErr w:type="spellStart"/>
+      <w:r>
+        <w:rPr>
+          <w:rFonts w:eastAsia="Times New Roman" w:cstheme="minorHAnsi"/>
+          <w:sz w:val="24"/>
+          <w:szCs w:val="24"/>
+        </w:rPr>
+        <w:t>файлов</w:t>
+      </w:r>
+      <w:proofErr w:type="spellEnd"/>
+      <w:r>
+        <w:rPr>
+          <w:rFonts w:eastAsia="Times New Roman" w:cstheme="minorHAnsi"/>
+          <w:sz w:val="24"/>
+          <w:szCs w:val="24"/>
+        </w:rPr>
+        <w:t xml:space="preserve"> </w:t>
+      </w:r>
+      <w:proofErr w:type="spellStart"/>
+      <w:r>
+        <w:rPr>
+          <w:rFonts w:eastAsia="Times New Roman" w:cstheme="minorHAnsi"/>
+          <w:sz w:val="24"/>
+          <w:szCs w:val="24"/>
+        </w:rPr>
+        <w:t>автоматически</w:t>
+      </w:r>
+      <w:proofErr w:type="spellEnd"/>
+      <w:r>
+        <w:rPr>
+          <w:rFonts w:eastAsia="Times New Roman" w:cstheme="minorHAnsi"/>
+          <w:sz w:val="24"/>
+          <w:szCs w:val="24"/>
+        </w:rPr>
+        <w:t xml:space="preserve">, </w:t>
+      </w:r>
+      <w:proofErr w:type="spellStart"/>
+      <w:r>
+        <w:rPr>
+          <w:rFonts w:eastAsia="Times New Roman" w:cstheme="minorHAnsi"/>
+          <w:sz w:val="24"/>
+          <w:szCs w:val="24"/>
+        </w:rPr>
+        <w:t>например</w:t>
+      </w:r>
+      <w:proofErr w:type="spellEnd"/>
+      <w:r>
+        <w:rPr>
+          <w:rFonts w:eastAsia="Times New Roman" w:cstheme="minorHAnsi"/>
+          <w:sz w:val="24"/>
+          <w:szCs w:val="24"/>
+        </w:rPr>
+        <w:t xml:space="preserve"> из </w:t>
+      </w:r>
+      <w:proofErr w:type="spellStart"/>
+      <w:r>
+        <w:rPr>
+          <w:rFonts w:eastAsia="Times New Roman" w:cstheme="minorHAnsi"/>
+          <w:sz w:val="24"/>
+          <w:szCs w:val="24"/>
+        </w:rPr>
+        <w:t>папки</w:t>
+      </w:r>
+      <w:proofErr w:type="spellEnd"/>
+      <w:r>
+        <w:rPr>
+          <w:rFonts w:eastAsia="Times New Roman" w:cstheme="minorHAnsi"/>
+          <w:sz w:val="24"/>
+          <w:szCs w:val="24"/>
+        </w:rPr>
+        <w:t xml:space="preserve">, SFTP, API или </w:t>
+      </w:r>
+      <w:proofErr w:type="spellStart"/>
+      <w:r>
+        <w:rPr>
+          <w:rFonts w:eastAsia="Times New Roman" w:cstheme="minorHAnsi"/>
+          <w:sz w:val="24"/>
+          <w:szCs w:val="24"/>
+        </w:rPr>
+        <w:t>почты</w:t>
+      </w:r>
+      <w:proofErr w:type="spellEnd"/>
+      <w:r>
+        <w:rPr>
+          <w:rFonts w:eastAsia="Times New Roman" w:cstheme="minorHAnsi"/>
+          <w:sz w:val="24"/>
+          <w:szCs w:val="24"/>
+        </w:rPr>
+        <w:t xml:space="preserve">. </w:t>
       </w:r>
     </w:p>
     <w:p>
@@ -177,7 +713,241 @@
           <w:sz w:val="24"/>
           <w:szCs w:val="24"/>
         </w:rPr>
-        <w:t xml:space="preserve"> — ещё позже: чтение входящих писем, извлечение вложений, определение партнёра/формата, запуск converter pipeline и уведомление о результате. </w:t>
+        <w:t xml:space="preserve"> — </w:t>
+      </w:r>
+      <w:proofErr w:type="spellStart"/>
+      <w:r>
+        <w:rPr>
+          <w:rFonts w:eastAsia="Times New Roman" w:cstheme="minorHAnsi"/>
+          <w:sz w:val="24"/>
+          <w:szCs w:val="24"/>
+        </w:rPr>
+        <w:t>ещё</w:t>
+      </w:r>
+      <w:proofErr w:type="spellEnd"/>
+      <w:r>
+        <w:rPr>
+          <w:rFonts w:eastAsia="Times New Roman" w:cstheme="minorHAnsi"/>
+          <w:sz w:val="24"/>
+          <w:szCs w:val="24"/>
+        </w:rPr>
+        <w:t xml:space="preserve"> </w:t>
+      </w:r>
+      <w:proofErr w:type="spellStart"/>
+      <w:r>
+        <w:rPr>
+          <w:rFonts w:eastAsia="Times New Roman" w:cstheme="minorHAnsi"/>
+          <w:sz w:val="24"/>
+          <w:szCs w:val="24"/>
+        </w:rPr>
+        <w:t>позже</w:t>
+      </w:r>
+      <w:proofErr w:type="spellEnd"/>
+      <w:r>
+        <w:rPr>
+          <w:rFonts w:eastAsia="Times New Roman" w:cstheme="minorHAnsi"/>
+          <w:sz w:val="24"/>
+          <w:szCs w:val="24"/>
+        </w:rPr>
+        <w:t xml:space="preserve">: </w:t>
+      </w:r>
+      <w:proofErr w:type="spellStart"/>
+      <w:r>
+        <w:rPr>
+          <w:rFonts w:eastAsia="Times New Roman" w:cstheme="minorHAnsi"/>
+          <w:sz w:val="24"/>
+          <w:szCs w:val="24"/>
+        </w:rPr>
+        <w:t>чтение</w:t>
+      </w:r>
+      <w:proofErr w:type="spellEnd"/>
+      <w:r>
+        <w:rPr>
+          <w:rFonts w:eastAsia="Times New Roman" w:cstheme="minorHAnsi"/>
+          <w:sz w:val="24"/>
+          <w:szCs w:val="24"/>
+        </w:rPr>
+        <w:t xml:space="preserve"> </w:t>
+      </w:r>
+      <w:proofErr w:type="spellStart"/>
+      <w:r>
+        <w:rPr>
+          <w:rFonts w:eastAsia="Times New Roman" w:cstheme="minorHAnsi"/>
+          <w:sz w:val="24"/>
+          <w:szCs w:val="24"/>
+        </w:rPr>
+        <w:t>входящих</w:t>
+      </w:r>
+      <w:proofErr w:type="spellEnd"/>
+      <w:r>
+        <w:rPr>
+          <w:rFonts w:eastAsia="Times New Roman" w:cstheme="minorHAnsi"/>
+          <w:sz w:val="24"/>
+          <w:szCs w:val="24"/>
+        </w:rPr>
+        <w:t xml:space="preserve"> </w:t>
+      </w:r>
+      <w:proofErr w:type="spellStart"/>
+      <w:r>
+        <w:rPr>
+          <w:rFonts w:eastAsia="Times New Roman" w:cstheme="minorHAnsi"/>
+          <w:sz w:val="24"/>
+          <w:szCs w:val="24"/>
+        </w:rPr>
+        <w:t>писем</w:t>
+      </w:r>
+      <w:proofErr w:type="spellEnd"/>
+      <w:r>
+        <w:rPr>
+          <w:rFonts w:eastAsia="Times New Roman" w:cstheme="minorHAnsi"/>
+          <w:sz w:val="24"/>
+          <w:szCs w:val="24"/>
+        </w:rPr>
+        <w:t xml:space="preserve">, </w:t>
+      </w:r>
+      <w:proofErr w:type="spellStart"/>
+      <w:r>
+        <w:rPr>
+          <w:rFonts w:eastAsia="Times New Roman" w:cstheme="minorHAnsi"/>
+          <w:sz w:val="24"/>
+          <w:szCs w:val="24"/>
+        </w:rPr>
+        <w:t>извлечение</w:t>
+      </w:r>
+      <w:proofErr w:type="spellEnd"/>
+      <w:r>
+        <w:rPr>
+          <w:rFonts w:eastAsia="Times New Roman" w:cstheme="minorHAnsi"/>
+          <w:sz w:val="24"/>
+          <w:szCs w:val="24"/>
+        </w:rPr>
+        <w:t xml:space="preserve"> </w:t>
+      </w:r>
+      <w:proofErr w:type="spellStart"/>
+      <w:r>
+        <w:rPr>
+          <w:rFonts w:eastAsia="Times New Roman" w:cstheme="minorHAnsi"/>
+          <w:sz w:val="24"/>
+          <w:szCs w:val="24"/>
+        </w:rPr>
+        <w:t>вложений</w:t>
+      </w:r>
+      <w:proofErr w:type="spellEnd"/>
+      <w:r>
+        <w:rPr>
+          <w:rFonts w:eastAsia="Times New Roman" w:cstheme="minorHAnsi"/>
+          <w:sz w:val="24"/>
+          <w:szCs w:val="24"/>
+        </w:rPr>
+        <w:t xml:space="preserve">, </w:t>
+      </w:r>
+      <w:proofErr w:type="spellStart"/>
+      <w:r>
+        <w:rPr>
+          <w:rFonts w:eastAsia="Times New Roman" w:cstheme="minorHAnsi"/>
+          <w:sz w:val="24"/>
+          <w:szCs w:val="24"/>
+        </w:rPr>
+        <w:t>определение</w:t>
+      </w:r>
+      <w:proofErr w:type="spellEnd"/>
+      <w:r>
+        <w:rPr>
+          <w:rFonts w:eastAsia="Times New Roman" w:cstheme="minorHAnsi"/>
+          <w:sz w:val="24"/>
+          <w:szCs w:val="24"/>
+        </w:rPr>
+        <w:t xml:space="preserve"> </w:t>
+      </w:r>
+      <w:proofErr w:type="spellStart"/>
+      <w:r>
+        <w:rPr>
+          <w:rFonts w:eastAsia="Times New Roman" w:cstheme="minorHAnsi"/>
+          <w:sz w:val="24"/>
+          <w:szCs w:val="24"/>
+        </w:rPr>
+        <w:t>партнёра</w:t>
+      </w:r>
+      <w:proofErr w:type="spellEnd"/>
+      <w:r>
+        <w:rPr>
+          <w:rFonts w:eastAsia="Times New Roman" w:cstheme="minorHAnsi"/>
+          <w:sz w:val="24"/>
+          <w:szCs w:val="24"/>
+        </w:rPr>
+        <w:t>/</w:t>
+      </w:r>
+      <w:proofErr w:type="spellStart"/>
+      <w:r>
+        <w:rPr>
+          <w:rFonts w:eastAsia="Times New Roman" w:cstheme="minorHAnsi"/>
+          <w:sz w:val="24"/>
+          <w:szCs w:val="24"/>
+        </w:rPr>
+        <w:t>формата</w:t>
+      </w:r>
+      <w:proofErr w:type="spellEnd"/>
+      <w:r>
+        <w:rPr>
+          <w:rFonts w:eastAsia="Times New Roman" w:cstheme="minorHAnsi"/>
+          <w:sz w:val="24"/>
+          <w:szCs w:val="24"/>
+        </w:rPr>
+        <w:t xml:space="preserve">, </w:t>
+      </w:r>
+      <w:proofErr w:type="spellStart"/>
+      <w:r>
+        <w:rPr>
+          <w:rFonts w:eastAsia="Times New Roman" w:cstheme="minorHAnsi"/>
+          <w:sz w:val="24"/>
+          <w:szCs w:val="24"/>
+        </w:rPr>
+        <w:t>запуск</w:t>
+      </w:r>
+      <w:proofErr w:type="spellEnd"/>
+      <w:r>
+        <w:rPr>
+          <w:rFonts w:eastAsia="Times New Roman" w:cstheme="minorHAnsi"/>
+          <w:sz w:val="24"/>
+          <w:szCs w:val="24"/>
+        </w:rPr>
+        <w:t xml:space="preserve"> converter pipeline и </w:t>
+      </w:r>
+      <w:proofErr w:type="spellStart"/>
+      <w:r>
+        <w:rPr>
+          <w:rFonts w:eastAsia="Times New Roman" w:cstheme="minorHAnsi"/>
+          <w:sz w:val="24"/>
+          <w:szCs w:val="24"/>
+        </w:rPr>
+        <w:t>уведомление</w:t>
+      </w:r>
+      <w:proofErr w:type="spellEnd"/>
+      <w:r>
+        <w:rPr>
+          <w:rFonts w:eastAsia="Times New Roman" w:cstheme="minorHAnsi"/>
+          <w:sz w:val="24"/>
+          <w:szCs w:val="24"/>
+        </w:rPr>
+        <w:t xml:space="preserve"> о </w:t>
+      </w:r>
+      <w:proofErr w:type="spellStart"/>
+      <w:r>
+        <w:rPr>
+          <w:rFonts w:eastAsia="Times New Roman" w:cstheme="minorHAnsi"/>
+          <w:sz w:val="24"/>
+          <w:szCs w:val="24"/>
+        </w:rPr>
+        <w:t>результате</w:t>
+      </w:r>
+      <w:proofErr w:type="spellEnd"/>
+      <w:r>
+        <w:rPr>
+          <w:rFonts w:eastAsia="Times New Roman" w:cstheme="minorHAnsi"/>
+          <w:sz w:val="24"/>
+          <w:szCs w:val="24"/>
+        </w:rPr>
+        <w:t xml:space="preserve">. </w:t>
       </w:r>
     </w:p>
     <w:p>
@@ -209,7 +979,115 @@
           <w:sz w:val="24"/>
           <w:szCs w:val="24"/>
         </w:rPr>
-        <w:t xml:space="preserve"> — фоновые задания, повторные попытки, DLQ/quarantine, alerts, логи, статистика.</w:t>
+        <w:t xml:space="preserve"> — </w:t>
+      </w:r>
+      <w:proofErr w:type="spellStart"/>
+      <w:r>
+        <w:rPr>
+          <w:rFonts w:eastAsia="Times New Roman" w:cstheme="minorHAnsi"/>
+          <w:sz w:val="24"/>
+          <w:szCs w:val="24"/>
+        </w:rPr>
+        <w:t>фоновые</w:t>
+      </w:r>
+      <w:proofErr w:type="spellEnd"/>
+      <w:r>
+        <w:rPr>
+          <w:rFonts w:eastAsia="Times New Roman" w:cstheme="minorHAnsi"/>
+          <w:sz w:val="24"/>
+          <w:szCs w:val="24"/>
+        </w:rPr>
+        <w:t xml:space="preserve"> </w:t>
+      </w:r>
+      <w:proofErr w:type="spellStart"/>
+      <w:r>
+        <w:rPr>
+          <w:rFonts w:eastAsia="Times New Roman" w:cstheme="minorHAnsi"/>
+          <w:sz w:val="24"/>
+          <w:szCs w:val="24"/>
+        </w:rPr>
+        <w:t>задания</w:t>
+      </w:r>
+      <w:proofErr w:type="spellEnd"/>
+      <w:r>
+        <w:rPr>
+          <w:rFonts w:eastAsia="Times New Roman" w:cstheme="minorHAnsi"/>
+          <w:sz w:val="24"/>
+          <w:szCs w:val="24"/>
+        </w:rPr>
+        <w:t xml:space="preserve">, </w:t>
+      </w:r>
+      <w:proofErr w:type="spellStart"/>
+      <w:r>
+        <w:rPr>
+          <w:rFonts w:eastAsia="Times New Roman" w:cstheme="minorHAnsi"/>
+          <w:sz w:val="24"/>
+          <w:szCs w:val="24"/>
+        </w:rPr>
+        <w:t>повторные</w:t>
+      </w:r>
+      <w:proofErr w:type="spellEnd"/>
+      <w:r>
+        <w:rPr>
+          <w:rFonts w:eastAsia="Times New Roman" w:cstheme="minorHAnsi"/>
+          <w:sz w:val="24"/>
+          <w:szCs w:val="24"/>
+        </w:rPr>
+        <w:t xml:space="preserve"> </w:t>
+      </w:r>
+      <w:proofErr w:type="spellStart"/>
+      <w:r>
+        <w:rPr>
+          <w:rFonts w:eastAsia="Times New Roman" w:cstheme="minorHAnsi"/>
+          <w:sz w:val="24"/>
+          <w:szCs w:val="24"/>
+        </w:rPr>
+        <w:t>попытки</w:t>
+      </w:r>
+      <w:proofErr w:type="spellEnd"/>
+      <w:r>
+        <w:rPr>
+          <w:rFonts w:eastAsia="Times New Roman" w:cstheme="minorHAnsi"/>
+          <w:sz w:val="24"/>
+          <w:szCs w:val="24"/>
+        </w:rPr>
+        <w:t xml:space="preserve">, DLQ/quarantine, alerts, </w:t>
+      </w:r>
+      <w:proofErr w:type="spellStart"/>
+      <w:r>
+        <w:rPr>
+          <w:rFonts w:eastAsia="Times New Roman" w:cstheme="minorHAnsi"/>
+          <w:sz w:val="24"/>
+          <w:szCs w:val="24"/>
+        </w:rPr>
+        <w:t>логи</w:t>
+      </w:r>
+      <w:proofErr w:type="spellEnd"/>
+      <w:r>
+        <w:rPr>
+          <w:rFonts w:eastAsia="Times New Roman" w:cstheme="minorHAnsi"/>
+          <w:sz w:val="24"/>
+          <w:szCs w:val="24"/>
+        </w:rPr>
+        <w:t xml:space="preserve">, </w:t>
+      </w:r>
+      <w:proofErr w:type="spellStart"/>
+      <w:r>
+        <w:rPr>
+          <w:rFonts w:eastAsia="Times New Roman" w:cstheme="minorHAnsi"/>
+          <w:sz w:val="24"/>
+          <w:szCs w:val="24"/>
+        </w:rPr>
+        <w:t>статистика</w:t>
+      </w:r>
+      <w:proofErr w:type="spellEnd"/>
+      <w:r>
+        <w:rPr>
+          <w:rFonts w:eastAsia="Times New Roman" w:cstheme="minorHAnsi"/>
+          <w:sz w:val="24"/>
+          <w:szCs w:val="24"/>
+        </w:rPr>
+        <w:t>.</w:t>
       </w:r>
     </w:p>
     <w:p>
@@ -237,6 +1115,14 @@
           <w:sz w:val="24"/>
           <w:szCs w:val="24"/>
         </w:rPr>
+        <w:t xml:space="preserve">2. </w:t>
+      </w:r>
+      <w:r>
+        <w:rPr>
+          <w:rFonts w:eastAsia="Times New Roman" w:cstheme="minorHAnsi"/>
+          <w:sz w:val="24"/>
+          <w:szCs w:val="24"/>
+        </w:rPr>
         <w:t>https://www.microsoft.com/en/sql-server/sql-server-downloads</w:t>
       </w:r>
     </w:p>
@@ -252,6 +1138,7 @@
       <w:r>
         <w:rPr>
           <w:rFonts w:eastAsia="Times New Roman" w:cstheme="minorHAnsi"/>
+          <w:noProof/>
           <w:sz w:val="24"/>
           <w:szCs w:val="24"/>
         </w:rPr>
@@ -290,6 +1177,410 @@
             </a:graphic>
           </wp:inline>
         </w:drawing>
+      </w:r>
+    </w:p>
+    <w:p>
+      <w:pPr>
+        <w:spacing w:before="100" w:beforeAutospacing="1" w:after="100" w:afterAutospacing="1" w:line="240" w:lineRule="auto"/>
+        <w:rPr>
+          <w:rFonts w:eastAsia="Times New Roman" w:cstheme="minorHAnsi"/>
+          <w:sz w:val="24"/>
+          <w:szCs w:val="24"/>
+        </w:rPr>
+      </w:pPr>
+    </w:p>
+    <w:p>
+      <w:pPr>
+        <w:spacing w:before="100" w:beforeAutospacing="1" w:after="100" w:afterAutospacing="1" w:line="240" w:lineRule="auto"/>
+        <w:rPr>
+          <w:rFonts w:eastAsia="Times New Roman" w:cstheme="minorHAnsi"/>
+          <w:sz w:val="24"/>
+          <w:szCs w:val="24"/>
+          <w:lang w:val="ru-UA"/>
+        </w:rPr>
+      </w:pPr>
+      <w:r>
+        <w:t xml:space="preserve">3. </w:t>
+      </w:r>
+      <w:r>
+        <w:rPr>
+          <w:lang w:val="uk-UA"/>
+        </w:rPr>
+        <w:t xml:space="preserve"> </w:t>
+      </w:r>
+      <w:r>
+        <w:t>python</w:t>
+      </w:r>
+      <w:r>
+        <w:rPr>
+          <w:lang w:val="uk-UA"/>
+        </w:rPr>
+        <w:t xml:space="preserve"> </w:t>
+      </w:r>
+      <w:r>
+        <w:rPr>
+          <w:rStyle w:val="n"/>
+          <w:lang w:val="uk-UA"/>
+        </w:rPr>
+        <w:t>-</w:t>
+      </w:r>
+      <w:r>
+        <w:rPr>
+          <w:rStyle w:val="n"/>
+        </w:rPr>
+        <w:t>m</w:t>
+      </w:r>
+      <w:r>
+        <w:rPr>
+          <w:lang w:val="uk-UA"/>
+        </w:rPr>
+        <w:t xml:space="preserve"> </w:t>
+      </w:r>
+      <w:proofErr w:type="spellStart"/>
+      <w:proofErr w:type="gramStart"/>
+      <w:r>
+        <w:t>venv</w:t>
+      </w:r>
+      <w:proofErr w:type="spellEnd"/>
+      <w:r>
+        <w:rPr>
+          <w:lang w:val="uk-UA"/>
+        </w:rPr>
+        <w:t xml:space="preserve"> .</w:t>
+      </w:r>
+      <w:proofErr w:type="spellStart"/>
+      <w:r>
+        <w:t>venv</w:t>
+      </w:r>
+      <w:proofErr w:type="spellEnd"/>
+      <w:proofErr w:type="gramEnd"/>
+      <w:r>
+        <w:rPr>
+          <w:lang w:val="uk-UA"/>
+        </w:rPr>
+        <w:t xml:space="preserve"> </w:t>
+      </w:r>
+      <w:r>
+        <w:rPr>
+          <w:lang w:val="ru-UA"/>
+        </w:rPr>
+        <w:t>только для тек проекта переменные окружения</w:t>
+      </w:r>
+      <w:r>
+        <w:rPr>
+          <w:lang w:val="ru-UA"/>
+        </w:rPr>
+        <w:br/>
+      </w:r>
+      <w:proofErr w:type="spellStart"/>
+      <w:r>
+        <w:rPr>
+          <w:lang w:val="uk-UA"/>
+        </w:rPr>
+        <w:t>Set-ExecutionPolicy</w:t>
+      </w:r>
+      <w:proofErr w:type="spellEnd"/>
+      <w:r>
+        <w:rPr>
+          <w:lang w:val="uk-UA"/>
+        </w:rPr>
+        <w:t xml:space="preserve"> -</w:t>
+      </w:r>
+      <w:proofErr w:type="spellStart"/>
+      <w:r>
+        <w:rPr>
+          <w:lang w:val="uk-UA"/>
+        </w:rPr>
+        <w:t>Scope</w:t>
+      </w:r>
+      <w:proofErr w:type="spellEnd"/>
+      <w:r>
+        <w:rPr>
+          <w:lang w:val="uk-UA"/>
+        </w:rPr>
+        <w:t xml:space="preserve"> </w:t>
+      </w:r>
+      <w:proofErr w:type="spellStart"/>
+      <w:r>
+        <w:rPr>
+          <w:lang w:val="uk-UA"/>
+        </w:rPr>
+        <w:t>Process</w:t>
+      </w:r>
+      <w:proofErr w:type="spellEnd"/>
+      <w:r>
+        <w:rPr>
+          <w:lang w:val="uk-UA"/>
+        </w:rPr>
+        <w:t xml:space="preserve"> -</w:t>
+      </w:r>
+      <w:proofErr w:type="spellStart"/>
+      <w:r>
+        <w:rPr>
+          <w:lang w:val="uk-UA"/>
+        </w:rPr>
+        <w:t>ExecutionPolicy</w:t>
+      </w:r>
+      <w:proofErr w:type="spellEnd"/>
+      <w:r>
+        <w:rPr>
+          <w:lang w:val="uk-UA"/>
+        </w:rPr>
+        <w:t xml:space="preserve"> </w:t>
+      </w:r>
+      <w:proofErr w:type="spellStart"/>
+      <w:r>
+        <w:rPr>
+          <w:lang w:val="uk-UA"/>
+        </w:rPr>
+        <w:t>Bypass</w:t>
+      </w:r>
+      <w:proofErr w:type="spellEnd"/>
+      <w:r>
+        <w:rPr>
+          <w:lang w:val="ru-UA"/>
+        </w:rPr>
+        <w:t xml:space="preserve"> разрешить активацию </w:t>
+      </w:r>
+      <w:r>
+        <w:rPr>
+          <w:lang w:val="uk-UA"/>
+        </w:rPr>
+        <w:br/>
+      </w:r>
+      <w:r>
+        <w:rPr>
+          <w:lang w:val="uk-UA"/>
+        </w:rPr>
+        <w:t>.\.</w:t>
+      </w:r>
+      <w:proofErr w:type="spellStart"/>
+      <w:r>
+        <w:t>venv</w:t>
+      </w:r>
+      <w:proofErr w:type="spellEnd"/>
+      <w:r>
+        <w:rPr>
+          <w:lang w:val="uk-UA"/>
+        </w:rPr>
+        <w:t>\</w:t>
+      </w:r>
+      <w:r>
+        <w:t>Scripts</w:t>
+      </w:r>
+      <w:r>
+        <w:rPr>
+          <w:lang w:val="uk-UA"/>
+        </w:rPr>
+        <w:t>\</w:t>
+      </w:r>
+      <w:r>
+        <w:t>Activate</w:t>
+      </w:r>
+      <w:r>
+        <w:rPr>
+          <w:lang w:val="uk-UA"/>
+        </w:rPr>
+        <w:t>.</w:t>
+      </w:r>
+      <w:proofErr w:type="spellStart"/>
+      <w:r>
+        <w:t>ps</w:t>
+      </w:r>
+      <w:proofErr w:type="spellEnd"/>
+      <w:r>
+        <w:rPr>
+          <w:lang w:val="uk-UA"/>
+        </w:rPr>
+        <w:t>1</w:t>
+      </w:r>
+      <w:r>
+        <w:rPr>
+          <w:lang w:val="ru-UA"/>
+        </w:rPr>
+        <w:t xml:space="preserve"> </w:t>
+      </w:r>
+      <w:r>
+        <w:rPr>
+          <w:lang w:val="ru-UA"/>
+        </w:rPr>
+        <w:br/>
+      </w:r>
+      <w:r>
+        <w:rPr>
+          <w:lang w:val="ru-UA"/>
+        </w:rPr>
+        <w:t>активация</w:t>
+      </w:r>
+      <w:r>
+        <w:rPr>
+          <w:lang w:val="ru-UA"/>
+        </w:rPr>
+        <w:t xml:space="preserve"> </w:t>
+      </w:r>
+      <w:r>
+        <w:rPr>
+          <w:rStyle w:val="l"/>
+        </w:rPr>
+        <w:t>source</w:t>
+      </w:r>
+      <w:r>
+        <w:rPr>
+          <w:lang w:val="uk-UA"/>
+        </w:rPr>
+        <w:t xml:space="preserve"> .</w:t>
+      </w:r>
+      <w:proofErr w:type="spellStart"/>
+      <w:r>
+        <w:t>venv</w:t>
+      </w:r>
+      <w:proofErr w:type="spellEnd"/>
+      <w:r>
+        <w:rPr>
+          <w:lang w:val="uk-UA"/>
+        </w:rPr>
+        <w:t>/</w:t>
+      </w:r>
+      <w:r>
+        <w:t>Scripts</w:t>
+      </w:r>
+      <w:r>
+        <w:rPr>
+          <w:lang w:val="uk-UA"/>
+        </w:rPr>
+        <w:t>/</w:t>
+      </w:r>
+      <w:r>
+        <w:t>activate</w:t>
+      </w:r>
+      <w:r>
+        <w:rPr>
+          <w:lang w:val="uk-UA"/>
+        </w:rPr>
+        <w:br/>
+      </w:r>
+      <w:r>
+        <w:rPr>
+          <w:lang w:val="uk-UA"/>
+        </w:rPr>
+        <w:t xml:space="preserve">4. </w:t>
+      </w:r>
+      <w:r>
+        <w:rPr>
+          <w:lang w:val="ru-UA"/>
+        </w:rPr>
+        <w:t xml:space="preserve"> </w:t>
+      </w:r>
+      <w:r>
+        <w:rPr>
+          <w:lang w:val="ru-UA"/>
+        </w:rPr>
+        <w:t>.\.</w:t>
+      </w:r>
+      <w:proofErr w:type="spellStart"/>
+      <w:r>
+        <w:rPr>
+          <w:lang w:val="ru-UA"/>
+        </w:rPr>
+        <w:t>venv</w:t>
+      </w:r>
+      <w:proofErr w:type="spellEnd"/>
+      <w:r>
+        <w:rPr>
+          <w:lang w:val="ru-UA"/>
+        </w:rPr>
+        <w:t>\</w:t>
+      </w:r>
+      <w:proofErr w:type="spellStart"/>
+      <w:r>
+        <w:rPr>
+          <w:lang w:val="ru-UA"/>
+        </w:rPr>
+        <w:t>Scripts</w:t>
+      </w:r>
+      <w:proofErr w:type="spellEnd"/>
+      <w:r>
+        <w:rPr>
+          <w:lang w:val="ru-UA"/>
+        </w:rPr>
+        <w:t xml:space="preserve">\python.exe -m </w:t>
+      </w:r>
+      <w:proofErr w:type="spellStart"/>
+      <w:r>
+        <w:rPr>
+          <w:lang w:val="ru-UA"/>
+        </w:rPr>
+        <w:t>pip</w:t>
+      </w:r>
+      <w:proofErr w:type="spellEnd"/>
+      <w:r>
+        <w:rPr>
+          <w:lang w:val="ru-UA"/>
+        </w:rPr>
+        <w:t xml:space="preserve"> </w:t>
+      </w:r>
+      <w:proofErr w:type="spellStart"/>
+      <w:r>
+        <w:rPr>
+          <w:lang w:val="ru-UA"/>
+        </w:rPr>
+        <w:t>install</w:t>
+      </w:r>
+      <w:proofErr w:type="spellEnd"/>
+      <w:r>
+        <w:rPr>
+          <w:lang w:val="ru-UA"/>
+        </w:rPr>
+        <w:t xml:space="preserve"> </w:t>
+      </w:r>
+      <w:proofErr w:type="spellStart"/>
+      <w:r>
+        <w:rPr>
+          <w:lang w:val="ru-UA"/>
+        </w:rPr>
+        <w:t>pyodbc</w:t>
+      </w:r>
+      <w:proofErr w:type="spellEnd"/>
+      <w:r>
+        <w:rPr>
+          <w:lang w:val="uk-UA"/>
+        </w:rPr>
+        <w:br/>
+      </w:r>
+      <w:r>
+        <w:rPr>
+          <w:lang w:val="uk-UA"/>
+        </w:rPr>
+        <w:t xml:space="preserve"> </w:t>
+      </w:r>
+      <w:r>
+        <w:t>pip</w:t>
+      </w:r>
+      <w:r>
+        <w:rPr>
+          <w:lang w:val="uk-UA"/>
+        </w:rPr>
+        <w:t xml:space="preserve"> </w:t>
+      </w:r>
+      <w:r>
+        <w:t>install</w:t>
+      </w:r>
+      <w:r>
+        <w:rPr>
+          <w:lang w:val="uk-UA"/>
+        </w:rPr>
+        <w:t xml:space="preserve"> </w:t>
+      </w:r>
+      <w:proofErr w:type="spellStart"/>
+      <w:r>
+        <w:t>pyodbc</w:t>
+      </w:r>
+      <w:proofErr w:type="spellEnd"/>
+      <w:r>
+        <w:rPr>
+          <w:lang w:val="ru-UA"/>
+        </w:rPr>
+        <w:t xml:space="preserve"> потом только установка </w:t>
       </w:r>
     </w:p>
     <w:p>
@@ -898,6 +2189,27 @@
       <w:szCs w:val="20"/>
     </w:rPr>
   </w:style>
+  <w:style w:type="paragraph" w:styleId="Listenabsatz">
+    <w:name w:val="List Paragraph"/>
+    <w:basedOn w:val="Standard"/>
+    <w:uiPriority w:val="34"/>
+    <w:qFormat/>
+    <w:rsid w:val="0025623A"/>
+    <w:pPr>
+      <w:ind w:left="720"/>
+      <w:contextualSpacing/>
+    </w:pPr>
+  </w:style>
+  <w:style w:type="character" w:customStyle="1" w:styleId="n">
+    <w:name w:val="ͼn"/>
+    <w:basedOn w:val="Absatz-Standardschriftart"/>
+    <w:rsid w:val="0025623A"/>
+  </w:style>
+  <w:style w:type="character" w:customStyle="1" w:styleId="l">
+    <w:name w:val="ͼl"/>
+    <w:basedOn w:val="Absatz-Standardschriftart"/>
+    <w:rsid w:val="007D55B9"/>
+  </w:style>
 </w:styles>
 </file>
 

--- a/docs/install.docx
+++ b/docs/install.docx
@@ -1193,9 +1193,6 @@
       <w:pPr>
         <w:spacing w:before="100" w:beforeAutospacing="1" w:after="100" w:afterAutospacing="1" w:line="240" w:lineRule="auto"/>
         <w:rPr>
-          <w:rFonts w:eastAsia="Times New Roman" w:cstheme="minorHAnsi"/>
-          <w:sz w:val="24"/>
-          <w:szCs w:val="24"/>
           <w:lang w:val="ru-UA"/>
         </w:rPr>
       </w:pPr>
@@ -1237,7 +1234,6 @@
         <w:t xml:space="preserve"> </w:t>
       </w:r>
       <w:proofErr w:type="spellStart"/>
-      <w:proofErr w:type="gramStart"/>
       <w:r>
         <w:t>venv</w:t>
       </w:r>
@@ -1253,7 +1249,6 @@
         <w:t>venv</w:t>
       </w:r>
       <w:proofErr w:type="spellEnd"/>
-      <w:proofErr w:type="gramEnd"/>
       <w:r>
         <w:rPr>
           <w:lang w:val="uk-UA"/>
@@ -1347,11 +1342,6 @@
           <w:lang w:val="uk-UA"/>
         </w:rPr>
         <w:br/>
-      </w:r>
-      <w:r>
-        <w:rPr>
-          <w:lang w:val="uk-UA"/>
-        </w:rPr>
         <w:t>.\.</w:t>
       </w:r>
       <w:proofErr w:type="spellStart"/>
@@ -1582,6 +1572,88 @@
         </w:rPr>
         <w:t xml:space="preserve"> потом только установка </w:t>
       </w:r>
+    </w:p>
+    <w:p>
+      <w:pPr>
+        <w:spacing w:before="100" w:beforeAutospacing="1" w:after="100" w:afterAutospacing="1" w:line="240" w:lineRule="auto"/>
+        <w:rPr>
+          <w:rFonts w:eastAsia="Times New Roman" w:cstheme="minorHAnsi"/>
+          <w:sz w:val="24"/>
+          <w:szCs w:val="24"/>
+          <w:lang w:val="ru-UA"/>
+        </w:rPr>
+      </w:pPr>
+      <w:proofErr w:type="spellStart"/>
+      <w:r>
+        <w:rPr>
+          <w:rFonts w:eastAsia="Times New Roman" w:cstheme="minorHAnsi"/>
+          <w:sz w:val="24"/>
+          <w:szCs w:val="24"/>
+          <w:lang w:val="ru-UA"/>
+        </w:rPr>
+        <w:t>python</w:t>
+      </w:r>
+      <w:proofErr w:type="spellEnd"/>
+      <w:r>
+        <w:rPr>
+          <w:rFonts w:eastAsia="Times New Roman" w:cstheme="minorHAnsi"/>
+          <w:sz w:val="24"/>
+          <w:szCs w:val="24"/>
+          <w:lang w:val="ru-UA"/>
+        </w:rPr>
+        <w:t xml:space="preserve"> -m </w:t>
+      </w:r>
+      <w:proofErr w:type="spellStart"/>
+      <w:r>
+        <w:rPr>
+          <w:rFonts w:eastAsia="Times New Roman" w:cstheme="minorHAnsi"/>
+          <w:sz w:val="24"/>
+          <w:szCs w:val="24"/>
+          <w:lang w:val="ru-UA"/>
+        </w:rPr>
+        <w:t>pip</w:t>
+      </w:r>
+      <w:proofErr w:type="spellEnd"/>
+      <w:r>
+        <w:rPr>
+          <w:rFonts w:eastAsia="Times New Roman" w:cstheme="minorHAnsi"/>
+          <w:sz w:val="24"/>
+          <w:szCs w:val="24"/>
+          <w:lang w:val="ru-UA"/>
+        </w:rPr>
+        <w:t xml:space="preserve"> </w:t>
+      </w:r>
+      <w:proofErr w:type="spellStart"/>
+      <w:r>
+        <w:rPr>
+          <w:rFonts w:eastAsia="Times New Roman" w:cstheme="minorHAnsi"/>
+          <w:sz w:val="24"/>
+          <w:szCs w:val="24"/>
+          <w:lang w:val="ru-UA"/>
+        </w:rPr>
+        <w:t>install</w:t>
+      </w:r>
+      <w:proofErr w:type="spellEnd"/>
+      <w:r>
+        <w:rPr>
+          <w:rFonts w:eastAsia="Times New Roman" w:cstheme="minorHAnsi"/>
+          <w:sz w:val="24"/>
+          <w:szCs w:val="24"/>
+          <w:lang w:val="ru-UA"/>
+        </w:rPr>
+        <w:t xml:space="preserve"> </w:t>
+      </w:r>
+      <w:proofErr w:type="spellStart"/>
+      <w:r>
+        <w:rPr>
+          <w:rFonts w:eastAsia="Times New Roman" w:cstheme="minorHAnsi"/>
+          <w:sz w:val="24"/>
+          <w:szCs w:val="24"/>
+          <w:lang w:val="ru-UA"/>
+        </w:rPr>
+        <w:t>pandas</w:t>
+      </w:r>
+      <w:proofErr w:type="spellEnd"/>
     </w:p>
     <w:p>
       <w:pPr>
